--- a/word_reports/LP_0323_위치_273_Styx_Cornerstone.docx
+++ b/word_reports/LP_0323_위치_273_Styx_Cornerstone.docx
@@ -4,7 +4,7 @@
   <w:body>
     <w:p>
       <w:pPr>
-        <w:spacing w:after="280"/>
+        <w:spacing w:after="80"/>
       </w:pPr>
       <w:r>
         <w:rPr w:rFonts="맑은 고딕">
@@ -13,94 +13,47 @@
           <w:color w:val="1E3A8A"/>
           <w:sz w:val="30"/>
         </w:rPr>
-        <w:t>[273] Styx - Cornerstone</w:t>
+        <w:t>Styx (삼도천) - Cornerstone</w:t>
       </w:r>
     </w:p>
     <w:p>
       <w:pPr>
-        <w:spacing w:after="320"/>
+        <w:spacing w:after="240"/>
       </w:pPr>
       <w:r>
         <w:rPr w:rFonts="맑은 고딕">
           <w:rFonts w:ascii="맑은 고딕" w:hAnsi="맑은 고딕" w:eastAsia="맑은 고딕"/>
           <w:b/>
-          <w:sz w:val="20"/>
+          <w:color w:val="4B5563"/>
+          <w:sz w:val="22"/>
         </w:rPr>
-        <w:t>■ 위치 : 273</w:t>
-        <w:br/>
-      </w:r>
-      <w:r>
-        <w:rPr w:rFonts="맑은 고딕">
-          <w:rFonts w:ascii="맑은 고딕" w:hAnsi="맑은 고딕" w:eastAsia="맑은 고딕"/>
-          <w:b/>
-          <w:sz w:val="20"/>
-        </w:rPr>
-        <w:t>■ 아티스트 : Styx</w:t>
-        <w:br/>
-      </w:r>
-      <w:r>
-        <w:rPr w:rFonts="맑은 고딕">
-          <w:rFonts w:ascii="맑은 고딕" w:hAnsi="맑은 고딕" w:eastAsia="맑은 고딕"/>
-          <w:b/>
-          <w:sz w:val="20"/>
-        </w:rPr>
-        <w:t>■ 앨범명 : Cornerstone</w:t>
-        <w:br/>
-      </w:r>
-      <w:r>
-        <w:rPr w:rFonts="맑은 고딕">
-          <w:rFonts w:ascii="맑은 고딕" w:hAnsi="맑은 고딕" w:eastAsia="맑은 고딕"/>
-          <w:b w:val="0"/>
-          <w:sz w:val="20"/>
-        </w:rPr>
-        <w:t>■ 음반 레이블 : A&amp;M Records</w:t>
-        <w:br/>
-      </w:r>
-      <w:r>
-        <w:rPr w:rFonts="맑은 고딕">
-          <w:rFonts w:ascii="맑은 고딕" w:hAnsi="맑은 고딕" w:eastAsia="맑은 고딕"/>
-          <w:b w:val="0"/>
-          <w:sz w:val="20"/>
-        </w:rPr>
-        <w:t>■ 발매년도 : 1979</w:t>
-        <w:br/>
-      </w:r>
-      <w:r>
-        <w:rPr w:rFonts="맑은 고딕">
-          <w:rFonts w:ascii="맑은 고딕" w:hAnsi="맑은 고딕" w:eastAsia="맑은 고딕"/>
-          <w:b w:val="0"/>
-          <w:sz w:val="20"/>
-        </w:rPr>
-        <w:t>■ 장르 : 프로그레시브 록, 팝 록, 아레나 록</w:t>
-        <w:br/>
-      </w:r>
-      <w:r>
-        <w:rPr w:rFonts="맑은 고딕">
-          <w:rFonts w:ascii="맑은 고딕" w:hAnsi="맑은 고딕" w:eastAsia="맑은 고딕"/>
-          <w:b w:val="0"/>
-          <w:sz w:val="20"/>
-        </w:rPr>
-        <w:t>■ 주요 수록곡 : 1. Babe</w:t>
-        <w:br/>
+        <w:t>위치 :  273</w:t>
       </w:r>
     </w:p>
     <w:p>
       <w:pPr>
-        <w:spacing w:after="160"/>
+        <w:spacing w:line="324" w:lineRule="auto" w:before="80" w:after="160"/>
       </w:pPr>
       <w:r>
         <w:rPr w:rFonts="맑은 고딕">
           <w:rFonts w:ascii="맑은 고딕" w:hAnsi="맑은 고딕" w:eastAsia="맑은 고딕"/>
           <w:b/>
           <w:color w:val="1F2937"/>
-          <w:sz w:val="24"/>
+          <w:sz w:val="22"/>
         </w:rPr>
-        <w:t>■ 음반 해설 및 감상 가이드</w:t>
+        <w:t xml:space="preserve">[음반 소개] </w:t>
+      </w:r>
+      <w:r>
+        <w:rPr w:rFonts="맑은 고딕">
+          <w:rFonts w:ascii="맑은 고딕" w:hAnsi="맑은 고딕" w:eastAsia="맑은 고딕"/>
+          <w:b w:val="0"/>
+          <w:sz w:val="21"/>
+        </w:rPr>
       </w:r>
     </w:p>
     <w:p>
       <w:pPr>
-        <w:spacing w:line="312" w:lineRule="auto" w:after="120"/>
+        <w:spacing w:line="324" w:lineRule="auto" w:after="120"/>
       </w:pPr>
       <w:r>
         <w:rPr w:rFonts="맑은 고딕">
@@ -108,51 +61,516 @@
           <w:b w:val="0"/>
           <w:sz w:val="21"/>
         </w:rPr>
-        <w:t>1970년대 후반 시카고 출신의 프로그레시브 록 밴드 스틱스(Styx)는 화려한 신디사이저 연주와 웅장한 하모니, 그리고 강력한 하드 록 사운드를 결합하여 아레나 록의 정점을 구축하고 있었습니다. 1979년에 발매된 이들의 아홉 번째 정규 앨범 《Cornerstone》은 밴드의 음악적 여정에서 가장 중요한 정점이자 커다란 터닝 포인트를 상징하는 작품입니다. 앨범명(초석)이 암시하듯, 이 음반은 그동안 구축해 온 차갑고 도회적인 프로그레시브 록의 틀을 넘어, 보다 낭만적이고 대중적인 팝 록 감성을 끌어안으며 새로운 상업적·예술적 지평을 열었습니다.</w:t>
+        <w:t>1979년 발표된 스틱스(Styx)의 통산 아홉 번째 역작 『Cornerstone』은 웅장한 프로그레시브 록의 심연과 유려한 팝 멜로디의 정점이 가장 찬연하게 조우한 기념비적 이정표입니다. 건반을 타고 흐르는 낭만주의적 선율과 드라마틱한 오케스트레이션은 한 시대를 관통했던 청춘들의 고뇌와 환희를 오롯이 품어 안고 있습니다. 장르의 경계를 넘어 시대를 초월한 서정미를 구축해 낸 이 음반은, 정통 록 음악의 서사성과 대중적 친화력이 빚어낼 수 있는 가장 우아한 결정체로서 오늘날까지도 깊은 울림을 선사합니다.</w:t>
       </w:r>
     </w:p>
     <w:p>
       <w:pPr>
-        <w:spacing w:line="312" w:lineRule="auto" w:after="120"/>
+        <w:spacing w:line="324" w:lineRule="auto" w:before="200" w:after="80"/>
       </w:pPr>
+      <w:r>
+        <w:rPr w:rFonts="맑은 고딕">
+          <w:rFonts w:ascii="맑은 고딕" w:hAnsi="맑은 고딕" w:eastAsia="맑은 고딕"/>
+          <w:b/>
+          <w:color w:val="1E3A8A"/>
+          <w:sz w:val="24"/>
+        </w:rPr>
+        <w:t>1. 음반 데이터</w:t>
+      </w:r>
+    </w:p>
+    <w:p>
+      <w:pPr>
+        <w:spacing w:line="324" w:lineRule="auto" w:after="80"/>
+      </w:pPr>
+      <w:r>
+        <w:rPr w:rFonts="맑은 고딕">
+          <w:rFonts w:ascii="맑은 고딕" w:hAnsi="맑은 고딕" w:eastAsia="맑은 고딕"/>
+          <w:b w:val="0"/>
+          <w:color w:val="6B7280"/>
+          <w:sz w:val="21"/>
+        </w:rPr>
+        <w:t xml:space="preserve">· </w:t>
+      </w:r>
+      <w:r>
+        <w:rPr w:rFonts="맑은 고딕">
+          <w:rFonts w:ascii="맑은 고딕" w:hAnsi="맑은 고딕" w:eastAsia="맑은 고딕"/>
+          <w:b/>
+          <w:color w:val="1F2937"/>
+          <w:sz w:val="21"/>
+        </w:rPr>
+        <w:t xml:space="preserve">앨범명: </w:t>
+      </w:r>
       <w:r>
         <w:rPr w:rFonts="맑은 고딕">
           <w:rFonts w:ascii="맑은 고딕" w:hAnsi="맑은 고딕" w:eastAsia="맑은 고딕"/>
           <w:b w:val="0"/>
           <w:sz w:val="21"/>
         </w:rPr>
-        <w:t>이 앨범을 관통하는 최고의 하이라이트는 단연 데니스 디영(Dennis DeYoung)이 아내를 위해 만든 서정적인 발라드 "Babe"입니다. 스틱스에게 첫 빌보드 싱글 차트 1위의 영예를 안겨준 이 곡은 따뜻한 펜더 로즈(Fender Rhodes) 일렉트릭 피아노 선율과 데니스 디영의 감미롭고 호소력 짙은 보컬, 그리고 감각적인 3성 하모니가 완벽한 조화를 이룹니다. "Babe"의 거대한 성공은 스틱스를 단순한 하드 록 밴드에서 대중의 사랑을 받는 팝 록 아이콘으로 재탄생시켰습니다.</w:t>
+        <w:t>Cornerstone</w:t>
       </w:r>
     </w:p>
     <w:p>
       <w:pPr>
-        <w:spacing w:line="312" w:lineRule="auto" w:after="120"/>
+        <w:spacing w:line="324" w:lineRule="auto" w:after="80"/>
       </w:pPr>
+      <w:r>
+        <w:rPr w:rFonts="맑은 고딕">
+          <w:rFonts w:ascii="맑은 고딕" w:hAnsi="맑은 고딕" w:eastAsia="맑은 고딕"/>
+          <w:b w:val="0"/>
+          <w:color w:val="6B7280"/>
+          <w:sz w:val="21"/>
+        </w:rPr>
+        <w:t xml:space="preserve">· </w:t>
+      </w:r>
+      <w:r>
+        <w:rPr w:rFonts="맑은 고딕">
+          <w:rFonts w:ascii="맑은 고딕" w:hAnsi="맑은 고딕" w:eastAsia="맑은 고딕"/>
+          <w:b/>
+          <w:color w:val="1F2937"/>
+          <w:sz w:val="21"/>
+        </w:rPr>
+        <w:t xml:space="preserve">아티스트: </w:t>
+      </w:r>
       <w:r>
         <w:rPr w:rFonts="맑은 고딕">
           <w:rFonts w:ascii="맑은 고딕" w:hAnsi="맑은 고딕" w:eastAsia="맑은 고딕"/>
           <w:b w:val="0"/>
           <w:sz w:val="21"/>
         </w:rPr>
-        <w:t>반면, 토미 쇼(Tommy Shaw)가 주도한 "Boat on the River"는 앨범에 기품 있는 이국적 색채를 더합니다. 아코디언과 만돌린 연주가 이끄는 이 어쿠스틱 포크 록 트랙은 유럽 대륙 전역에서 폭발적인 인기를 얻었으며, 덧없는 인생의 유랑을 노래하는 묵직한 서정성으로 수많은 음악 팬들의 거문고선을 울렸습니다. 여기에 제임스 영(James Young)과 토미 쇼의 정통 록 기운이 느껴지는 "Borrowed Time"과 "Why Me" 같은 트랙들이 균형을 잡으며, 밴드 내부의 섬세한 팝 감성과 뜨거운 록 에너지가 팽팽한 긴장감 속에 아름다운 조화를 이룹니다.</w:t>
+        <w:t>Styx (삼도천)</w:t>
       </w:r>
     </w:p>
     <w:p>
       <w:pPr>
-        <w:spacing w:line="312" w:lineRule="auto" w:after="120"/>
+        <w:spacing w:line="324" w:lineRule="auto" w:after="80"/>
       </w:pPr>
+      <w:r>
+        <w:rPr w:rFonts="맑은 고딕">
+          <w:rFonts w:ascii="맑은 고딕" w:hAnsi="맑은 고딕" w:eastAsia="맑은 고딕"/>
+          <w:b w:val="0"/>
+          <w:color w:val="6B7280"/>
+          <w:sz w:val="21"/>
+        </w:rPr>
+        <w:t xml:space="preserve">· </w:t>
+      </w:r>
+      <w:r>
+        <w:rPr w:rFonts="맑은 고딕">
+          <w:rFonts w:ascii="맑은 고딕" w:hAnsi="맑은 고딕" w:eastAsia="맑은 고딕"/>
+          <w:b/>
+          <w:color w:val="1F2937"/>
+          <w:sz w:val="21"/>
+        </w:rPr>
+        <w:t xml:space="preserve">발매 정보: </w:t>
+      </w:r>
       <w:r>
         <w:rPr w:rFonts="맑은 고딕">
           <w:rFonts w:ascii="맑은 고딕" w:hAnsi="맑은 고딕" w:eastAsia="맑은 고딕"/>
           <w:b w:val="0"/>
           <w:sz w:val="21"/>
         </w:rPr>
-        <w:t>아날로그 LP로 감상하는 《Cornerstone》은 1970년대 말 오디오 프로덕션이 도달했던 높은 완성도를 명확히 증명합니다. 풍성한 스피커 울림 속에서 살아나는 섬세한 어쿠스틱 악기들의 질감과 정교하게 레이어드된 백킹 보컬의 음영은 LP 매체 특유의 온기와 어우러져 깊은 감동을 선사합니다. 상업적 성공과 음악적 스펙트럼의 확장을 동시에 달성한 이 음반은, 클래식 록 애호가라면 반드시 음미해야 할 거장의 빛나는 이정표입니다.</w:t>
+        <w:t>1979년 10월 A&amp;M 레코드를 통해 발매된 정규 스튜디오 앨범으로, 밴드가 전성기 시절 구축해 온 웅장한 아트 록 사운드에 서정적인 팝 감수성과 어쿠스틱 미학을 과감히 결합하여 음악적 전기를 마련한 명반입니다.</w:t>
+      </w:r>
+    </w:p>
+    <w:p>
+      <w:pPr>
+        <w:spacing w:line="324" w:lineRule="auto" w:after="80"/>
+      </w:pPr>
+      <w:r>
+        <w:rPr w:rFonts="맑은 고딕">
+          <w:rFonts w:ascii="맑은 고딕" w:hAnsi="맑은 고딕" w:eastAsia="맑은 고딕"/>
+          <w:b w:val="0"/>
+          <w:color w:val="6B7280"/>
+          <w:sz w:val="21"/>
+        </w:rPr>
+        <w:t xml:space="preserve">· </w:t>
+      </w:r>
+      <w:r>
+        <w:rPr w:rFonts="맑은 고딕">
+          <w:rFonts w:ascii="맑은 고딕" w:hAnsi="맑은 고딕" w:eastAsia="맑은 고딕"/>
+          <w:b/>
+          <w:color w:val="1F2937"/>
+          <w:sz w:val="21"/>
+        </w:rPr>
+        <w:t xml:space="preserve">LP 인기도(판매량): </w:t>
+      </w:r>
+      <w:r>
+        <w:rPr w:rFonts="맑은 고딕">
+          <w:rFonts w:ascii="맑은 고딕" w:hAnsi="맑은 고딕" w:eastAsia="맑은 고딕"/>
+          <w:b w:val="0"/>
+          <w:sz w:val="21"/>
+        </w:rPr>
+        <w:t>발매 직후 미국 빌보드 200 앨범 차트 2위까지 치솟았으며, 전 세계적으로 수백만 장의 판매고를 기록하며 미국음반산업협회(RIAA)로부터 더블 플래티넘(200만 장 이상) 인증을 획득하는 등 눈부신 상업적 성취를 거두었습니다.</w:t>
+      </w:r>
+    </w:p>
+    <w:p>
+      <w:pPr>
+        <w:spacing w:line="324" w:lineRule="auto" w:after="80"/>
+      </w:pPr>
+      <w:r>
+        <w:rPr w:rFonts="맑은 고딕">
+          <w:rFonts w:ascii="맑은 고딕" w:hAnsi="맑은 고딕" w:eastAsia="맑은 고딕"/>
+          <w:b w:val="0"/>
+          <w:color w:val="6B7280"/>
+          <w:sz w:val="21"/>
+        </w:rPr>
+        <w:t xml:space="preserve">· </w:t>
+      </w:r>
+      <w:r>
+        <w:rPr w:rFonts="맑은 고딕">
+          <w:rFonts w:ascii="맑은 고딕" w:hAnsi="맑은 고딕" w:eastAsia="맑은 고딕"/>
+          <w:b/>
+          <w:color w:val="1F2937"/>
+          <w:sz w:val="21"/>
+        </w:rPr>
+        <w:t xml:space="preserve">각종 수상경력: </w:t>
+      </w:r>
+      <w:r>
+        <w:rPr w:rFonts="맑은 고딕">
+          <w:rFonts w:ascii="맑은 고딕" w:hAnsi="맑은 고딕" w:eastAsia="맑은 고딕"/>
+          <w:b w:val="0"/>
+          <w:sz w:val="21"/>
+        </w:rPr>
+        <w:t>수록곡 "Babe"가 빌보드 핫 100 차트 1위를 기록하며 피플스 초이스 어워드(People's Choice Award) '최우수 신곡상'을 수상하였고, 제22회 그래미 어워드 '최우수 록 듀오/그룹 보컬 퍼포먼스' 부문에 노미네이트되어 비평과 대중성을 동시에 공인받았습니다.</w:t>
+      </w:r>
+    </w:p>
+    <w:p>
+      <w:pPr>
+        <w:spacing w:line="324" w:lineRule="auto" w:before="200" w:after="80"/>
+      </w:pPr>
+      <w:r>
+        <w:rPr w:rFonts="맑은 고딕">
+          <w:rFonts w:ascii="맑은 고딕" w:hAnsi="맑은 고딕" w:eastAsia="맑은 고딕"/>
+          <w:b/>
+          <w:color w:val="1E3A8A"/>
+          <w:sz w:val="24"/>
+        </w:rPr>
+        <w:t>2. 아티스트 정보</w:t>
+      </w:r>
+    </w:p>
+    <w:p>
+      <w:pPr>
+        <w:spacing w:line="324" w:lineRule="auto" w:after="80"/>
+      </w:pPr>
+      <w:r>
+        <w:rPr w:rFonts="맑은 고딕">
+          <w:rFonts w:ascii="맑은 고딕" w:hAnsi="맑은 고딕" w:eastAsia="맑은 고딕"/>
+          <w:b w:val="0"/>
+          <w:color w:val="6B7280"/>
+          <w:sz w:val="21"/>
+        </w:rPr>
+        <w:t xml:space="preserve">· </w:t>
+      </w:r>
+      <w:r>
+        <w:rPr w:rFonts="맑은 고딕">
+          <w:rFonts w:ascii="맑은 고딕" w:hAnsi="맑은 고딕" w:eastAsia="맑은 고딕"/>
+          <w:b/>
+          <w:color w:val="1F2937"/>
+          <w:sz w:val="21"/>
+        </w:rPr>
+        <w:t xml:space="preserve">국적: </w:t>
+      </w:r>
+      <w:r>
+        <w:rPr w:rFonts="맑은 고딕">
+          <w:rFonts w:ascii="맑은 고딕" w:hAnsi="맑은 고딕" w:eastAsia="맑은 고딕"/>
+          <w:b w:val="0"/>
+          <w:sz w:val="21"/>
+        </w:rPr>
+        <w:t>미국 (일리노이주 시카고)</w:t>
+      </w:r>
+    </w:p>
+    <w:p>
+      <w:pPr>
+        <w:spacing w:line="324" w:lineRule="auto" w:after="80"/>
+      </w:pPr>
+      <w:r>
+        <w:rPr w:rFonts="맑은 고딕">
+          <w:rFonts w:ascii="맑은 고딕" w:hAnsi="맑은 고딕" w:eastAsia="맑은 고딕"/>
+          <w:b w:val="0"/>
+          <w:color w:val="6B7280"/>
+          <w:sz w:val="21"/>
+        </w:rPr>
+        <w:t xml:space="preserve">· </w:t>
+      </w:r>
+      <w:r>
+        <w:rPr w:rFonts="맑은 고딕">
+          <w:rFonts w:ascii="맑은 고딕" w:hAnsi="맑은 고딕" w:eastAsia="맑은 고딕"/>
+          <w:b/>
+          <w:color w:val="1F2937"/>
+          <w:sz w:val="21"/>
+        </w:rPr>
+        <w:t xml:space="preserve">생몰년도: </w:t>
+      </w:r>
+      <w:r>
+        <w:rPr w:rFonts="맑은 고딕">
+          <w:rFonts w:ascii="맑은 고딕" w:hAnsi="맑은 고딕" w:eastAsia="맑은 고딕"/>
+          <w:b w:val="0"/>
+          <w:sz w:val="21"/>
+        </w:rPr>
+        <w:t>1972년 결성</w:t>
+      </w:r>
+    </w:p>
+    <w:p>
+      <w:pPr>
+        <w:spacing w:line="324" w:lineRule="auto" w:after="80"/>
+      </w:pPr>
+      <w:r>
+        <w:rPr w:rFonts="맑은 고딕">
+          <w:rFonts w:ascii="맑은 고딕" w:hAnsi="맑은 고딕" w:eastAsia="맑은 고딕"/>
+          <w:b w:val="0"/>
+          <w:color w:val="6B7280"/>
+          <w:sz w:val="21"/>
+        </w:rPr>
+        <w:t xml:space="preserve">· </w:t>
+      </w:r>
+      <w:r>
+        <w:rPr w:rFonts="맑은 고딕">
+          <w:rFonts w:ascii="맑은 고딕" w:hAnsi="맑은 고딕" w:eastAsia="맑은 고딕"/>
+          <w:b/>
+          <w:color w:val="1F2937"/>
+          <w:sz w:val="21"/>
+        </w:rPr>
+        <w:t xml:space="preserve">그룹 소속: </w:t>
+      </w:r>
+      <w:r>
+        <w:rPr w:rFonts="맑은 고딕">
+          <w:rFonts w:ascii="맑은 고딕" w:hAnsi="맑은 고딕" w:eastAsia="맑은 고딕"/>
+          <w:b w:val="0"/>
+          <w:sz w:val="21"/>
+        </w:rPr>
+        <w:t>5인조 록 밴드 (그룹)</w:t>
+      </w:r>
+    </w:p>
+    <w:p>
+      <w:pPr>
+        <w:spacing w:line="324" w:lineRule="auto" w:after="80"/>
+      </w:pPr>
+      <w:r>
+        <w:rPr w:rFonts="맑은 고딕">
+          <w:rFonts w:ascii="맑은 고딕" w:hAnsi="맑은 고딕" w:eastAsia="맑은 고딕"/>
+          <w:b w:val="0"/>
+          <w:color w:val="6B7280"/>
+          <w:sz w:val="21"/>
+        </w:rPr>
+        <w:t xml:space="preserve">· </w:t>
+      </w:r>
+      <w:r>
+        <w:rPr w:rFonts="맑은 고딕">
+          <w:rFonts w:ascii="맑은 고딕" w:hAnsi="맑은 고딕" w:eastAsia="맑은 고딕"/>
+          <w:b/>
+          <w:color w:val="1F2937"/>
+          <w:sz w:val="21"/>
+        </w:rPr>
+        <w:t xml:space="preserve">아티스트 소개: </w:t>
+      </w:r>
+      <w:r>
+        <w:rPr w:rFonts="맑은 고딕">
+          <w:rFonts w:ascii="맑은 고딕" w:hAnsi="맑은 고딕" w:eastAsia="맑은 고딕"/>
+          <w:b w:val="0"/>
+          <w:sz w:val="21"/>
+        </w:rPr>
+        <w:t>그리스 신화 속 이승과 저승을 가르는 비장한 강의 이름에서 출발한 스틱스는 클래시컬한 건반 터치와 정교한 보컬 하모니, 그리고 극적인 구성을 통해 미국식 아레나 록과 프로그레시브 록의 새 지평을 열었습니다. 데니스 드영의 고전적 서정성과 토미 쇼의 활력 넘치는 록 스피릿이 이뤄낸 절묘한 화학작용은 70~80년대 팝/록 음악사에 찬연한 족적을 남겼습니다.</w:t>
+      </w:r>
+    </w:p>
+    <w:p>
+      <w:pPr>
+        <w:spacing w:line="324" w:lineRule="auto" w:before="200" w:after="80"/>
+      </w:pPr>
+      <w:r>
+        <w:rPr w:rFonts="맑은 고딕">
+          <w:rFonts w:ascii="맑은 고딕" w:hAnsi="맑은 고딕" w:eastAsia="맑은 고딕"/>
+          <w:b/>
+          <w:color w:val="1E3A8A"/>
+          <w:sz w:val="24"/>
+        </w:rPr>
+        <w:t>3. 음반 상세 분석</w:t>
+      </w:r>
+    </w:p>
+    <w:p>
+      <w:pPr>
+        <w:spacing w:line="324" w:lineRule="auto" w:after="80"/>
+      </w:pPr>
+      <w:r>
+        <w:rPr w:rFonts="맑은 고딕">
+          <w:rFonts w:ascii="맑은 고딕" w:hAnsi="맑은 고딕" w:eastAsia="맑은 고딕"/>
+          <w:b w:val="0"/>
+          <w:color w:val="6B7280"/>
+          <w:sz w:val="21"/>
+        </w:rPr>
+        <w:t xml:space="preserve">· </w:t>
+      </w:r>
+      <w:r>
+        <w:rPr w:rFonts="맑은 고딕">
+          <w:rFonts w:ascii="맑은 고딕" w:hAnsi="맑은 고딕" w:eastAsia="맑은 고딕"/>
+          <w:b/>
+          <w:color w:val="1F2937"/>
+          <w:sz w:val="21"/>
+        </w:rPr>
+        <w:t xml:space="preserve">역사적 위치: </w:t>
+      </w:r>
+      <w:r>
+        <w:rPr w:rFonts="맑은 고딕">
+          <w:rFonts w:ascii="맑은 고딕" w:hAnsi="맑은 고딕" w:eastAsia="맑은 고딕"/>
+          <w:b w:val="0"/>
+          <w:sz w:val="21"/>
+        </w:rPr>
+        <w:t>본작은 거대한 콘셉트 앨범의 궤적에서 한 걸음 나아가, 절제된 편곡과 대중적인 호소력을 전면에 내세운 문자 그대로 밴드의 '주춧돌(Cornerstone)' 같은 앨범입니다. 하드 록의 역동성과 감미로운 발라드의 정서가 완벽한 황금비율을 이루며, 80년대 초반 도래할 팝/록 융합의 선구적 전형을 제시한 음반사적 걸작으로 평가받습니다.</w:t>
+      </w:r>
+    </w:p>
+    <w:p>
+      <w:pPr>
+        <w:spacing w:line="324" w:lineRule="auto" w:after="80"/>
+      </w:pPr>
+      <w:r>
+        <w:rPr w:rFonts="맑은 고딕">
+          <w:rFonts w:ascii="맑은 고딕" w:hAnsi="맑은 고딕" w:eastAsia="맑은 고딕"/>
+          <w:b w:val="0"/>
+          <w:color w:val="6B7280"/>
+          <w:sz w:val="21"/>
+        </w:rPr>
+        <w:t xml:space="preserve">· </w:t>
+      </w:r>
+      <w:r>
+        <w:rPr w:rFonts="맑은 고딕">
+          <w:rFonts w:ascii="맑은 고딕" w:hAnsi="맑은 고딕" w:eastAsia="맑은 고딕"/>
+          <w:b/>
+          <w:color w:val="1F2937"/>
+          <w:sz w:val="21"/>
+        </w:rPr>
+        <w:t xml:space="preserve">시대의 흔적(스토리텔링): </w:t>
+      </w:r>
+      <w:r>
+        <w:rPr w:rFonts="맑은 고딕">
+          <w:rFonts w:ascii="맑은 고딕" w:hAnsi="맑은 고딕" w:eastAsia="맑은 고딕"/>
+          <w:b w:val="0"/>
+          <w:sz w:val="21"/>
+        </w:rPr>
+        <w:t>1970년대의 황혼기, 산업화의 물결 속에서 순수한 아날로그적 서정을 갈망하던 청춘들에게 이 음반은 따스한 안식처가 되어주었습니다. 레코드 숍 앞을 서성이며 턴테이블 바늘이 소리골을 울리는 찰나를 기다리던 세대에게, 라디오 전파를 타고 밤하늘을 수놓았던 감미로운 코러스는 찬란했던 젊은 날의 낭만을 오롯이 환기합니다.</w:t>
+      </w:r>
+    </w:p>
+    <w:p>
+      <w:pPr>
+        <w:spacing w:line="324" w:lineRule="auto" w:before="200" w:after="80"/>
+      </w:pPr>
+      <w:r>
+        <w:rPr w:rFonts="맑은 고딕">
+          <w:rFonts w:ascii="맑은 고딕" w:hAnsi="맑은 고딕" w:eastAsia="맑은 고딕"/>
+          <w:b/>
+          <w:color w:val="1E3A8A"/>
+          <w:sz w:val="24"/>
+        </w:rPr>
+        <w:t>4. 주요 수록곡 및 감상 제언</w:t>
+      </w:r>
+    </w:p>
+    <w:p>
+      <w:pPr>
+        <w:spacing w:line="324" w:lineRule="auto" w:after="80"/>
+      </w:pPr>
+      <w:r>
+        <w:rPr w:rFonts="맑은 고딕">
+          <w:rFonts w:ascii="맑은 고딕" w:hAnsi="맑은 고딕" w:eastAsia="맑은 고딕"/>
+          <w:b w:val="0"/>
+          <w:color w:val="6B7280"/>
+          <w:sz w:val="21"/>
+        </w:rPr>
+        <w:t xml:space="preserve">· </w:t>
+      </w:r>
+      <w:r>
+        <w:rPr w:rFonts="맑은 고딕">
+          <w:rFonts w:ascii="맑은 고딕" w:hAnsi="맑은 고딕" w:eastAsia="맑은 고딕"/>
+          <w:b/>
+          <w:color w:val="1F2937"/>
+          <w:sz w:val="21"/>
+        </w:rPr>
+        <w:t xml:space="preserve">주요 수록곡 특징: </w:t>
+      </w:r>
+      <w:r>
+        <w:rPr w:rFonts="맑은 고딕">
+          <w:rFonts w:ascii="맑은 고딕" w:hAnsi="맑은 고딕" w:eastAsia="맑은 고딕"/>
+          <w:b w:val="0"/>
+          <w:sz w:val="21"/>
+        </w:rPr>
+        <w:t>아내를 향한 순애보적 사랑을 펜더 로즈 일렉트릭 피아노와 감미로운 신시사이저로 빚어낸 불멸의 넘버원 발라드 "Babe", 만돌린과 아코디언의 이국적인 질감으로 삶의 유한함과 안식을 노래한 명곡 "Boat on the River", 경쾌한 혼 섹션과 활기찬 록 비트가 돋보이는 "Borrowed Time"과 "Lights" 등 다채롭고 격조 높은 선율이 앨범 전반을 수놓고 있습니다.</w:t>
+      </w:r>
+    </w:p>
+    <w:p>
+      <w:pPr>
+        <w:spacing w:line="324" w:lineRule="auto" w:after="80"/>
+      </w:pPr>
+      <w:r>
+        <w:rPr w:rFonts="맑은 고딕">
+          <w:rFonts w:ascii="맑은 고딕" w:hAnsi="맑은 고딕" w:eastAsia="맑은 고딕"/>
+          <w:b w:val="0"/>
+          <w:color w:val="6B7280"/>
+          <w:sz w:val="21"/>
+        </w:rPr>
+        <w:t xml:space="preserve">· </w:t>
+      </w:r>
+      <w:r>
+        <w:rPr w:rFonts="맑은 고딕">
+          <w:rFonts w:ascii="맑은 고딕" w:hAnsi="맑은 고딕" w:eastAsia="맑은 고딕"/>
+          <w:b/>
+          <w:color w:val="1F2937"/>
+          <w:sz w:val="21"/>
+        </w:rPr>
+        <w:t xml:space="preserve">빈티지 감상 제언: </w:t>
+      </w:r>
+      <w:r>
+        <w:rPr w:rFonts="맑은 고딕">
+          <w:rFonts w:ascii="맑은 고딕" w:hAnsi="맑은 고딕" w:eastAsia="맑은 고딕"/>
+          <w:b w:val="0"/>
+          <w:sz w:val="21"/>
+        </w:rPr>
+        <w:t>바이닐의 소리골을 따라 피어오르는 데니스 드영의 피아노 터치와 토미 쇼의 섬세한 현악 피킹은 진공관 앰프를 거칠 때 특유의 온기와 공간감이 극대화됩니다. 특히 'Boat on the River'의 어쿠스틱 스트링 사운드는 무겁고 정숙한 턴테이블 시스템에서 한 폭의 수채화처럼 아련하고 입체적인 음장감을 실내 가득 펼쳐 보입니다.</w:t>
+      </w:r>
+    </w:p>
+    <w:p>
+      <w:pPr>
+        <w:spacing w:line="324" w:lineRule="auto" w:after="80"/>
+      </w:pPr>
+      <w:r>
+        <w:rPr w:rFonts="맑은 고딕">
+          <w:rFonts w:ascii="맑은 고딕" w:hAnsi="맑은 고딕" w:eastAsia="맑은 고딕"/>
+          <w:b w:val="0"/>
+          <w:color w:val="6B7280"/>
+          <w:sz w:val="21"/>
+        </w:rPr>
+        <w:t xml:space="preserve">· </w:t>
+      </w:r>
+      <w:r>
+        <w:rPr w:rFonts="맑은 고딕">
+          <w:rFonts w:ascii="맑은 고딕" w:hAnsi="맑은 고딕" w:eastAsia="맑은 고딕"/>
+          <w:b/>
+          <w:color w:val="1F2937"/>
+          <w:sz w:val="21"/>
+        </w:rPr>
+        <w:t xml:space="preserve">소장 가치: </w:t>
+      </w:r>
+      <w:r>
+        <w:rPr w:rFonts="맑은 고딕">
+          <w:rFonts w:ascii="맑은 고딕" w:hAnsi="맑은 고딕" w:eastAsia="맑은 고딕"/>
+          <w:b w:val="0"/>
+          <w:sz w:val="21"/>
+        </w:rPr>
+        <w:t>유려한 은빛 질감의 특수 재질로 마감된 오리지널 게이트폴드 커버의 예술성은 물론, 정통 아레나 록이 가장 눈부신 서정의 정점을 기록했던 순간을 물리적 매체로 소장할 수 있다는 점에서 아날로그 애호가들에게 대체 불가능한 미학적 가치를 지닙니다.</w:t>
+      </w:r>
+    </w:p>
+    <w:p>
+      <w:pPr>
+        <w:spacing w:line="324" w:lineRule="auto" w:after="120" w:before="160"/>
+      </w:pPr>
+      <w:r>
+        <w:rPr w:rFonts="맑은 고딕">
+          <w:rFonts w:ascii="맑은 고딕" w:hAnsi="맑은 고딕" w:eastAsia="맑은 고딕"/>
+          <w:b/>
+          <w:color w:val="4338CA"/>
+          <w:sz w:val="21"/>
+        </w:rPr>
+        <w:t>이 음반을 통해 턴테이블 위를 유영하는 낭만주의 록의 찬란한 숨결이 전해주는 감동을 다시 한번 경험해 보시는 것은 어떨까요?</w:t>
       </w:r>
     </w:p>
     <w:sectPr>
       <w:pgSz w:w="12240" w:h="15840"/>
-      <w:pgMar w:top="1440" w:right="1440" w:bottom="1440" w:left="1440" w:header="720" w:footer="720" w:gutter="0"/>
+      <w:pgMar w:top="1152" w:right="1296" w:bottom="1152" w:left="1296" w:header="720" w:footer="720" w:gutter="0"/>
       <w:cols w:space="720"/>
       <w:docGrid w:linePitch="360"/>
     </w:sectPr>

--- a/word_reports/LP_0323_위치_273_Styx_Cornerstone.docx
+++ b/word_reports/LP_0323_위치_273_Styx_Cornerstone.docx
@@ -32,7 +32,7 @@
     </w:p>
     <w:p>
       <w:pPr>
-        <w:spacing w:line="324" w:lineRule="auto" w:before="80" w:after="160"/>
+        <w:spacing w:line="324" w:lineRule="auto" w:before="80" w:after="120"/>
       </w:pPr>
       <w:r>
         <w:rPr w:rFonts="맑은 고딕">
@@ -42,13 +42,6 @@
           <w:sz w:val="22"/>
         </w:rPr>
         <w:t xml:space="preserve">[음반 소개] </w:t>
-      </w:r>
-      <w:r>
-        <w:rPr w:rFonts="맑은 고딕">
-          <w:rFonts w:ascii="맑은 고딕" w:hAnsi="맑은 고딕" w:eastAsia="맑은 고딕"/>
-          <w:b w:val="0"/>
-          <w:sz w:val="21"/>
-        </w:rPr>
       </w:r>
     </w:p>
     <w:p>
@@ -61,7 +54,33 @@
           <w:b w:val="0"/>
           <w:sz w:val="21"/>
         </w:rPr>
-        <w:t>1979년 발표된 스틱스(Styx)의 통산 아홉 번째 역작 『Cornerstone』은 웅장한 프로그레시브 록의 심연과 유려한 팝 멜로디의 정점이 가장 찬연하게 조우한 기념비적 이정표입니다. 건반을 타고 흐르는 낭만주의적 선율과 드라마틱한 오케스트레이션은 한 시대를 관통했던 청춘들의 고뇌와 환희를 오롯이 품어 안고 있습니다. 장르의 경계를 넘어 시대를 초월한 서정미를 구축해 낸 이 음반은, 정통 록 음악의 서사성과 대중적 친화력이 빚어낼 수 있는 가장 우아한 결정체로서 오늘날까지도 깊은 울림을 선사합니다.</w:t>
+        <w:t>1970년대 후반은 록 음악이 거대한 경기장을 가득 채우는 장엄한 스펙터클과 라디오 전파를 사로잡는 유려한 멜로디 사이에서 절묘한 변곡점을 지나던 시기였습니다. 그리스 신화 속 이승과 저승의 경계를 흐르는 강에서 이름을 따와 국내 애호가들 사이에서는 흔히 '삼도천(三途川)'이라는 정감 어린 애칭으로도 회자되는 그룹 스틱스(Styx)는, 1979년 발표한 아홉 번째 정규 앨범 《Cornerstone》을 통해 프로그레시브 록의 지적인 구조미와 대중적인 팝 감수성을 한 폭의 수채화처럼 융합해 내었습니다. 이전 작들에서 웅장한 콘셉트와 화려한 신시사이저 아르페지오로 관객을 압도했다면, 본 작은 제목 그대로 그들의 음악 여정에 있어 가장 든든하고 견고한 '주춧돌(Cornerstone)'이 되어 새로운 예술적 지평을 활짝 열어젖혔습니다.</w:t>
+      </w:r>
+    </w:p>
+    <w:p>
+      <w:pPr>
+        <w:spacing w:line="324" w:lineRule="auto" w:after="120"/>
+      </w:pPr>
+      <w:r>
+        <w:rPr w:rFonts="맑은 고딕">
+          <w:rFonts w:ascii="맑은 고딕" w:hAnsi="맑은 고딕" w:eastAsia="맑은 고딕"/>
+          <w:b w:val="0"/>
+          <w:sz w:val="21"/>
+        </w:rPr>
+        <w:t>이 앨범의 진정한 미학은 밴드 내부의 음악적 지향이 충돌하고 교화하며 빚어낸 찬란한 긴장감에 있습니다. 건반 주자이자 프런트맨인 데니스 드영(Dennis DeYoung)이 주도한 유려하고 낭만적인 피아노 선율과 토미 쇼(Tommy Shaw)의 포크적 서정성, 그리고 제임스 영의 역동적인 록 스피릿이 상호 보완을 이루며 다채로운 스펙트럼을 완성합니다. 특히 밴드 역사상 최초로 빌보드 싱글 차트 정상에 오른 세기의 발라드 "Babe"와, 애잔한 아코디언과 만돌린으로 유라시아 대륙의 향수를 자극하는 "Boat on the River"는 상업적 성공을 넘어 세월이 흘러도 바래지 않는 낭만과 멜랑콜리를 선사합니다.</w:t>
+      </w:r>
+    </w:p>
+    <w:p>
+      <w:pPr>
+        <w:spacing w:line="324" w:lineRule="auto" w:after="120"/>
+      </w:pPr>
+      <w:r>
+        <w:rPr w:rFonts="맑은 고딕">
+          <w:rFonts w:ascii="맑은 고딕" w:hAnsi="맑은 고딕" w:eastAsia="맑은 고딕"/>
+          <w:b w:val="0"/>
+          <w:sz w:val="21"/>
+        </w:rPr>
+        <w:t>반세기에 가까운 세월이 흐른 지금, 《Cornerstone》은 단순한 아레나 록의 기념비를 넘어 아날로그 시대를 지나온 청춘들의 순수했던 꿈과 사랑의 송가로 다가옵니다. 회색빛 도시의 번잡함을 잊게 하는 청아한 보컬 하모니와, 어쿠스틱 악기를 품어낸 섬세한 오케스트레이션은 한 장의 LP 판 위에서 비로소 고결한 생명력을 얻습니다. 그것은 변화하는 음악적 조류 속에서도 '선율의 순수성'을 타협하지 않았던 장인들의 치열한 고백이자, 오늘날 차가운 디지털 음원으로는 온전히 환원될 수 없는 영혼의 깊은 울림입니다.</w:t>
       </w:r>
     </w:p>
     <w:p>
@@ -168,7 +187,7 @@
           <w:b w:val="0"/>
           <w:sz w:val="21"/>
         </w:rPr>
-        <w:t>1979년 10월 A&amp;M 레코드를 통해 발매된 정규 스튜디오 앨범으로, 밴드가 전성기 시절 구축해 온 웅장한 아트 록 사운드에 서정적인 팝 감수성과 어쿠스틱 미학을 과감히 결합하여 음악적 전기를 마련한 명반입니다.</w:t>
+        <w:t>1979년 10월 A&amp;M 레코드를 통해 발매된 스틱스의 아홉 번째 정규 스튜디오 앨범으로, 밴드 자체 프로듀싱을 통해 정교한 하드록과 서정적인 팝 발라드의 완벽한 조화를 꾀한 명반입니다.</w:t>
       </w:r>
     </w:p>
     <w:p>
@@ -199,7 +218,7 @@
           <w:b w:val="0"/>
           <w:sz w:val="21"/>
         </w:rPr>
-        <w:t>발매 직후 미국 빌보드 200 앨범 차트 2위까지 치솟았으며, 전 세계적으로 수백만 장의 판매고를 기록하며 미국음반산업협회(RIAA)로부터 더블 플래티넘(200만 장 이상) 인증을 획득하는 등 눈부신 상업적 성취를 거두었습니다.</w:t>
+        <w:t>발매 직후 미국 빌보드 200 앨범 차트 2위에 올랐으며, 미국 음반 산업 협회(RIAA)로부터 300만 장 이상의 판매고를 인정받아 트리플 플래티넘(3x Platinum)을 기록하는 등 세계적인 상업적 대성공을 거두었습니다.</w:t>
       </w:r>
     </w:p>
     <w:p>
@@ -230,7 +249,7 @@
           <w:b w:val="0"/>
           <w:sz w:val="21"/>
         </w:rPr>
-        <w:t>수록곡 "Babe"가 빌보드 핫 100 차트 1위를 기록하며 피플스 초이스 어워드(People's Choice Award) '최우수 신곡상'을 수상하였고, 제22회 그래미 어워드 '최우수 록 듀오/그룹 보컬 퍼포먼스' 부문에 노미네이트되어 비평과 대중성을 동시에 공인받았습니다.</w:t>
+        <w:t>수록곡 "Babe"의 빌보드 핫 100 1위 석권에 힘입어 1980년 피플스 초이스 어워드(People's Choice Awards) '최우수 신곡' 부문을 수상하였고, 제22회 그래미 어워드 '최우수 록 듀오/그룹 보컬 퍼포먼스' 부문에 노미네이트되며 음악적 권위를 입증받았습니다.</w:t>
       </w:r>
     </w:p>
     <w:p>
@@ -337,7 +356,7 @@
           <w:b w:val="0"/>
           <w:sz w:val="21"/>
         </w:rPr>
-        <w:t>5인조 록 밴드 (그룹)</w:t>
+        <w:t>5인조 록 밴드</w:t>
       </w:r>
     </w:p>
     <w:p>
@@ -368,7 +387,7 @@
           <w:b w:val="0"/>
           <w:sz w:val="21"/>
         </w:rPr>
-        <w:t>그리스 신화 속 이승과 저승을 가르는 비장한 강의 이름에서 출발한 스틱스는 클래시컬한 건반 터치와 정교한 보컬 하모니, 그리고 극적인 구성을 통해 미국식 아레나 록과 프로그레시브 록의 새 지평을 열었습니다. 데니스 드영의 고전적 서정성과 토미 쇼의 활력 넘치는 록 스피릿이 이뤄낸 절묘한 화학작용은 70~80년대 팝/록 음악사에 찬연한 족적을 남겼습니다.</w:t>
+        <w:t>웅장한 프로그레시브 록의 서사성과 대중적인 캐치함을 겸비하여 1970~80년대 아레나 록의 전성기를 이끈 전설적인 밴드입니다. 4연속 멀티 플래티넘 앨범을 기록하며 팝 역사에 큰 족적을 남겼으며, 국내 팬들에게는 밴드명에 착안한 '삼도천'이라는 각별한 애칭으로 오랜 시간 사랑받고 있습니다.</w:t>
       </w:r>
     </w:p>
     <w:p>
@@ -413,7 +432,7 @@
           <w:b w:val="0"/>
           <w:sz w:val="21"/>
         </w:rPr>
-        <w:t>본작은 거대한 콘셉트 앨범의 궤적에서 한 걸음 나아가, 절제된 편곡과 대중적인 호소력을 전면에 내세운 문자 그대로 밴드의 '주춧돌(Cornerstone)' 같은 앨범입니다. 하드 록의 역동성과 감미로운 발라드의 정서가 완벽한 황금비율을 이루며, 80년대 초반 도래할 팝/록 융합의 선구적 전형을 제시한 음반사적 걸작으로 평가받습니다.</w:t>
+        <w:t>1970년대 초중반 융성했던 아트록/프로그레시브 록이 1980년대 라디오 친화적인 AOR(Adult Oriented Rock) 및 멜로딕 록으로 진화해 가는 분수령을 상징하는 걸작입니다. 복잡한 악곡 구성 대신 보편적인 감성과 멜로디의 미학을 전면에 내세워 록 음악의 대중적 지평을 한 단계 확장했습니다.</w:t>
       </w:r>
     </w:p>
     <w:p>
@@ -444,7 +463,7 @@
           <w:b w:val="0"/>
           <w:sz w:val="21"/>
         </w:rPr>
-        <w:t>1970년대의 황혼기, 산업화의 물결 속에서 순수한 아날로그적 서정을 갈망하던 청춘들에게 이 음반은 따스한 안식처가 되어주었습니다. 레코드 숍 앞을 서성이며 턴테이블 바늘이 소리골을 울리는 찰나를 기다리던 세대에게, 라디오 전파를 타고 밤하늘을 수놓았던 감미로운 코러스는 찬란했던 젊은 날의 낭만을 오롯이 환기합니다.</w:t>
+        <w:t>1970년대 말 사회·경제적 격변 속에서 고단한 일상을 살아가던 젊은이들에게 이 음반은 따스한 도피처이자 위로였습니다. 전 세계 젊은이들이 라디오 카세트와 LP를 통해 "Babe"를 들으며 사랑을 고백했고, "Boat on the River"의 애틋한 만돌린 선율은 냉전의 그늘 아래 방황하던 청춘들의 정서를 어루만져 주었습니다.</w:t>
       </w:r>
     </w:p>
     <w:p>
@@ -489,7 +508,99 @@
           <w:b w:val="0"/>
           <w:sz w:val="21"/>
         </w:rPr>
-        <w:t>아내를 향한 순애보적 사랑을 펜더 로즈 일렉트릭 피아노와 감미로운 신시사이저로 빚어낸 불멸의 넘버원 발라드 "Babe", 만돌린과 아코디언의 이국적인 질감으로 삶의 유한함과 안식을 노래한 명곡 "Boat on the River", 경쾌한 혼 섹션과 활기찬 록 비트가 돋보이는 "Borrowed Time"과 "Lights" 등 다채롭고 격조 높은 선율이 앨범 전반을 수놓고 있습니다.</w:t>
+      </w:r>
+    </w:p>
+    <w:p>
+      <w:pPr>
+        <w:spacing w:line="324" w:lineRule="auto" w:after="80"/>
+      </w:pPr>
+      <w:r>
+        <w:rPr w:rFonts="맑은 고딕">
+          <w:rFonts w:ascii="맑은 고딕" w:hAnsi="맑은 고딕" w:eastAsia="맑은 고딕"/>
+          <w:b w:val="0"/>
+          <w:color w:val="6B7280"/>
+          <w:sz w:val="21"/>
+        </w:rPr>
+        <w:t xml:space="preserve">· </w:t>
+      </w:r>
+      <w:r>
+        <w:rPr w:rFonts="맑은 고딕">
+          <w:rFonts w:ascii="맑은 고딕" w:hAnsi="맑은 고딕" w:eastAsia="맑은 고딕"/>
+          <w:b/>
+          <w:color w:val="1F2937"/>
+          <w:sz w:val="21"/>
+        </w:rPr>
+        <w:t xml:space="preserve">"Babe": </w:t>
+      </w:r>
+      <w:r>
+        <w:rPr w:rFonts="맑은 고딕">
+          <w:rFonts w:ascii="맑은 고딕" w:hAnsi="맑은 고딕" w:eastAsia="맑은 고딕"/>
+          <w:b w:val="0"/>
+          <w:sz w:val="21"/>
+        </w:rPr>
+        <w:t>아내를 향한 데니스 드영의 진솔한 순애보가 펜더 로즈 일렉트릭 피아노와 호소력 짙은 보컬로 승화된 불후의 록 발라드입니다.</w:t>
+      </w:r>
+    </w:p>
+    <w:p>
+      <w:pPr>
+        <w:spacing w:line="324" w:lineRule="auto" w:after="80"/>
+      </w:pPr>
+      <w:r>
+        <w:rPr w:rFonts="맑은 고딕">
+          <w:rFonts w:ascii="맑은 고딕" w:hAnsi="맑은 고딕" w:eastAsia="맑은 고딕"/>
+          <w:b w:val="0"/>
+          <w:color w:val="6B7280"/>
+          <w:sz w:val="21"/>
+        </w:rPr>
+        <w:t xml:space="preserve">· </w:t>
+      </w:r>
+      <w:r>
+        <w:rPr w:rFonts="맑은 고딕">
+          <w:rFonts w:ascii="맑은 고딕" w:hAnsi="맑은 고딕" w:eastAsia="맑은 고딕"/>
+          <w:b/>
+          <w:color w:val="1F2937"/>
+          <w:sz w:val="21"/>
+        </w:rPr>
+        <w:t xml:space="preserve">"Boat on the River": </w:t>
+      </w:r>
+      <w:r>
+        <w:rPr w:rFonts="맑은 고딕">
+          <w:rFonts w:ascii="맑은 고딕" w:hAnsi="맑은 고딕" w:eastAsia="맑은 고딕"/>
+          <w:b w:val="0"/>
+          <w:sz w:val="21"/>
+        </w:rPr>
+        <w:t>토미 쇼의 보컬과 만돌린, 데니스 드영의 아코디언이 빚어내는 유럽 민속음악 풍의 애절한 서정시로 국내에서도 폭발적인 사랑을 받았습니다.</w:t>
+      </w:r>
+    </w:p>
+    <w:p>
+      <w:pPr>
+        <w:spacing w:line="324" w:lineRule="auto" w:after="80"/>
+      </w:pPr>
+      <w:r>
+        <w:rPr w:rFonts="맑은 고딕">
+          <w:rFonts w:ascii="맑은 고딕" w:hAnsi="맑은 고딕" w:eastAsia="맑은 고딕"/>
+          <w:b w:val="0"/>
+          <w:color w:val="6B7280"/>
+          <w:sz w:val="21"/>
+        </w:rPr>
+        <w:t xml:space="preserve">· </w:t>
+      </w:r>
+      <w:r>
+        <w:rPr w:rFonts="맑은 고딕">
+          <w:rFonts w:ascii="맑은 고딕" w:hAnsi="맑은 고딕" w:eastAsia="맑은 고딕"/>
+          <w:b/>
+          <w:color w:val="1F2937"/>
+          <w:sz w:val="21"/>
+        </w:rPr>
+        <w:t xml:space="preserve">"Lights": </w:t>
+      </w:r>
+      <w:r>
+        <w:rPr w:rFonts="맑은 고딕">
+          <w:rFonts w:ascii="맑은 고딕" w:hAnsi="맑은 고딕" w:eastAsia="맑은 고딕"/>
+          <w:b w:val="0"/>
+          <w:sz w:val="21"/>
+        </w:rPr>
+        <w:t>경쾌하고 활력 넘치는 기타 리프와 다채로운 코러스 화음이 돋보이는 곡으로 앨범의 서막을 화려하게 장식합니다.</w:t>
       </w:r>
     </w:p>
     <w:p>
@@ -520,7 +631,7 @@
           <w:b w:val="0"/>
           <w:sz w:val="21"/>
         </w:rPr>
-        <w:t>바이닐의 소리골을 따라 피어오르는 데니스 드영의 피아노 터치와 토미 쇼의 섬세한 현악 피킹은 진공관 앰프를 거칠 때 특유의 온기와 공간감이 극대화됩니다. 특히 'Boat on the River'의 어쿠스틱 스트링 사운드는 무겁고 정숙한 턴테이블 시스템에서 한 폭의 수채화처럼 아련하고 입체적인 음장감을 실내 가득 펼쳐 보입니다.</w:t>
+        <w:t>LP 특유의 밀도 높은 중음역과 풍성한 저음은 이 음반에 수록된 만돌린, 아코디언, 어쿠스틱 피아노의 질감을 생생하게 살려냅니다. 진공관 앰프의 온기 어린 배음과 턴테이블 바늘이 소리골을 타며 만들어내는 공기감은 스틱스 특유의 다성 보컬 하모니를 눈앞에서 연주되는 듯한 입체적인 감동으로 전해줍니다.</w:t>
       </w:r>
     </w:p>
     <w:p>
@@ -551,7 +662,7 @@
           <w:b w:val="0"/>
           <w:sz w:val="21"/>
         </w:rPr>
-        <w:t>유려한 은빛 질감의 특수 재질로 마감된 오리지널 게이트폴드 커버의 예술성은 물론, 정통 아레나 록이 가장 눈부신 서정의 정점을 기록했던 순간을 물리적 매체로 소장할 수 있다는 점에서 아날로그 애호가들에게 대체 불가능한 미학적 가치를 지닙니다.</w:t>
+        <w:t>스틱스의 음악적 원숙미가 정점에 달했던 순간을 담아낸 음반이자, 특유의 감각적인 은빛 재킷 디자인으로 시각적 만족감까지 선사하는 아날로그 명작입니다. 대중성과 예술성을 동시에 거머쥔 1970년대 록의 기념비적 작품으로서 LP 컬렉터의 서가에 영구히 보관될 가치가 충분합니다.</w:t>
       </w:r>
     </w:p>
     <w:p>
@@ -565,7 +676,7 @@
           <w:color w:val="4338CA"/>
           <w:sz w:val="21"/>
         </w:rPr>
-        <w:t>이 음반을 통해 턴테이블 위를 유영하는 낭만주의 록의 찬란한 숨결이 전해주는 감동을 다시 한번 경험해 보시는 것은 어떨까요?</w:t>
+        <w:t>이 음반을 통해 아날로그의 은은한 온기 속에서 피어나는 서정적 선율과 록의 낭만이 전해주는 감동을 다시 한번 경험해 보시는 것은 어떨까요?</w:t>
       </w:r>
     </w:p>
     <w:sectPr>
